--- a/reports/05_review_manuscript_european_radiology.docx
+++ b/reports/05_review_manuscript_european_radiology.docx
@@ -2,7 +2,7 @@
 <file path=word/document.xml><?xml version="1.0" encoding="utf-8"?>
 <w:document xmlns:w="http://schemas.openxmlformats.org/wordprocessingml/2006/main" xmlns:m="http://schemas.openxmlformats.org/officeDocument/2006/math" xmlns:r="http://schemas.openxmlformats.org/officeDocument/2006/relationships" xmlns:o="urn:schemas-microsoft-com:office:office" xmlns:v="urn:schemas-microsoft-com:vml" xmlns:w10="urn:schemas-microsoft-com:office:word" xmlns:a="http://schemas.openxmlformats.org/drawingml/2006/main" xmlns:pic="http://schemas.openxmlformats.org/drawingml/2006/picture" xmlns:wp="http://schemas.openxmlformats.org/drawingml/2006/wordprocessingDrawing">
   <w:body>
-    <w:bookmarkStart w:id="87" w:name="X1de14d6bd7e4d3fe2d40e65f657bdf415f70b75"/>
+    <w:bookmarkStart w:id="88" w:name="X1de14d6bd7e4d3fe2d40e65f657bdf415f70b75"/>
     <w:p>
       <w:pPr>
         <w:pStyle w:val="Heading1"/>
@@ -170,7 +170,7 @@
         <w:t xml:space="preserve"> </w:t>
       </w:r>
       <w:r>
-        <w:t xml:space="preserve">Abstract 211; main text 3,376 (Introduction through Conclusion, excluding headings; whitespace-delimited count, September 11, 2026).</w:t>
+        <w:t xml:space="preserve">Abstract 225; main text 3,485 (Introduction through Conclusion, excluding headings; whitespace-delimited count, September 11, 2026).</w:t>
       </w:r>
     </w:p>
     <w:bookmarkStart w:id="9" w:name="abstract"/>
@@ -187,7 +187,7 @@
         <w:pStyle w:val="FirstParagraph"/>
       </w:pPr>
       <w:r>
-        <w:t xml:space="preserve">Artificial intelligence (AI) in pediatric radiology has expanded into a large but uneven research field. This scoping review combines bibliometric analysis with a clinical narrative to describe where research is concentrated, which resources support it, and what changed in 2025–2026. The current PubMed/MEDLINE, Embase, and supplementary-source cohort contains 3,496 included primary-study records, including 685 assigned to 2025 and 686 to 2026 through September 9. MRI accounts for 45.5%, ultrasound 23.7%, radiography 19.3%, and CT 9.3%; nuclear imaging and fluoroscopy remain sparsely represented. MRI predominance partly reflects developmental neuroscience: excluding a broad, exploratory neuroscience subset brings MRI and ultrasound to approximately equal shares. Fetal imaging is a major concentration, whereas acute abdominal disease and several non-neurologic neonatal applications have smaller literatures. Named dataset mentions are concentrated in neurodevelopmental resources and established radiographic benchmarks. Recent developments include pediatric image–text models, reusable fetal ultrasound representations, faster reconstruction, and evaluations of AI-assisted clinical decisions. These coexist with continued dominance of detection, measurement, prediction, and segmentation. The synthesis identifies opportunities in age-specific transfer learning, shared datasets beyond existing benchmarks, longitudinal assessment, and prospective clinical evaluation. Automated extraction, incomplete publication-version deduplication, and indexing lag limit precise estimates. The field is best understood as several application-specific trajectories whose clinical value depends on the population, imaging task, and setting.</w:t>
+        <w:t xml:space="preserve">Artificial intelligence (AI) research in pediatric radiology is growing rapidly, but much of the work remains concentrated in a few applications. We developed a comprehensive, structured literature database that will remain programmatically updated beyond this review, and used it to examine publication trends, clinical topics, shared datasets, and open models, particularly in 2025–2026. The PubMed/MEDLINE, Embase, and supplementary-source cohort contains 3,496 included primary-study records: 685 assigned to 2025 and 686 to 2026 through September 9. MRI accounts for 45.5%, ultrasound 23.7%, radiography 19.3%, and CT 9.3%; nuclear imaging and fluoroscopy have much smaller literatures. MRI’s predominance partly reflects developmental neuroscience. Excluding a broad, exploratory neuroscience subset brings MRI and ultrasound to approximately equal shares. Fetal imaging is well represented, whereas acute abdominal disease and several non-neurologic neonatal applications receive less attention. The most frequently named datasets are neurodevelopmental resources and established radiographic benchmarks. Recent studies introduce pediatric image–text models, fetal ultrasound models that can be adapted to several tasks, faster reconstruction methods, and evaluations of AI-assisted clinical decisions. Detection, measurement, prediction, and segmentation nevertheless account for most publications. Priorities include testing models across pediatric age groups, developing shared datasets for less-studied applications, and evaluating longitudinal and clinical outcomes. Automated extraction, unresolved duplicate publications, and indexing lag limit precise estimates. Progress varies considerably by application, and evidence of benefit in the intended clinical setting remains essential.</w:t>
       </w:r>
     </w:p>
     <w:p>
@@ -223,27 +223,27 @@
         <w:pStyle w:val="FirstParagraph"/>
       </w:pPr>
       <w:r>
-        <w:t xml:space="preserve">A pediatric radiologist following AI now encounters several overlapping literatures: automated bone age and fracture detection, fetal ultrasound, brain development and tumor imaging, reconstruction methods, and increasingly models that learn jointly from images and text. The practical difficulty is understanding how these strands fit together. A large publication count offers little guidance about which applications are established, which resources are reusable, or which clinically important problems receive little attention.</w:t>
-      </w:r>
-    </w:p>
-    <w:p>
-      <w:pPr>
-        <w:pStyle w:val="BodyText"/>
-      </w:pPr>
-      <w:r>
-        <w:t xml:space="preserve">Kamran and colleagues mapped 789 original articles through 2024 and found a concentration in musculoskeletal, neurologic, and chest imaging [1]. Our broader, updated search includes fetal imaging, developmental neuroscience, and preprints. These choices change the apparent landscape and must be considered when comparing reviews. The purpose here is to help clinicians orient themselves and help researchers identify useful next questions.</w:t>
-      </w:r>
-    </w:p>
-    <w:p>
-      <w:pPr>
-        <w:pStyle w:val="BodyText"/>
-      </w:pPr>
-      <w:r>
-        <w:t xml:space="preserve">We therefore ask how pediatric radiology AI has developed over time; where work is concentrated by modality, clinical problem, task, and age; which datasets and open tools support it; and which developments in 2025–2026 indicate plausible future directions. Individual studies illustrate those directions. The review does not attempt to summarize or assess the bias of every model, and it does not pool diagnostic accuracy across unrelated applications.</w:t>
+        <w:t xml:space="preserve">Keeping up with AI in pediatric radiology means following work on bone age, fractures, fetal ultrasound, brain development, tumor imaging, and reconstruction, as well as newer models trained on images and text. Few clinicians can read this literature in depth. Publication counts alone offer little guidance about which applications are established, which tools are available, or which clinical problems have received little attention.</w:t>
+      </w:r>
+    </w:p>
+    <w:p>
+      <w:pPr>
+        <w:pStyle w:val="BodyText"/>
+      </w:pPr>
+      <w:r>
+        <w:t xml:space="preserve">Kamran and colleagues reviewed 789 original articles through 2024, most of them in musculoskeletal, neurologic, and chest imaging [1]. Our updated search takes a broader scope, including fetal imaging, developmental neuroscience, and preprints. These differences in scope affect the relative prominence of each application and need to be considered when comparing the two reviews.</w:t>
+      </w:r>
+    </w:p>
+    <w:p>
+      <w:pPr>
+        <w:pStyle w:val="BodyText"/>
+      </w:pPr>
+      <w:r>
+        <w:t xml:space="preserve">A central contribution is a comprehensive, structured database of pediatric radiology AI literature that we will continue to update programmatically. Using this resource, the review describes how the field has developed, where research is concentrated by modality, clinical problem, task, and age, and which datasets and open tools are available. We give particular attention to developments in 2025–2026 and their implications for clinical practice and future research. Individual studies illustrate the main findings; we do not attempt a detailed appraisal of every model or pool diagnostic accuracy across unrelated applications.</w:t>
       </w:r>
     </w:p>
     <w:bookmarkEnd w:id="10"/>
-    <w:bookmarkStart w:id="13" w:name="review-approach-and-interpretation"/>
+    <w:bookmarkStart w:id="14" w:name="review-approach-and-interpretation"/>
     <w:p>
       <w:pPr>
         <w:pStyle w:val="Heading2"/>
@@ -266,33 +266,33 @@
         <w:pStyle w:val="FirstParagraph"/>
       </w:pPr>
       <w:r>
-        <w:t xml:space="preserve">The systematic search underlying the database covered January 1, 2005, through September 9, 2026, using PubMed/MEDLINE and Embase, with supplementary OpenAlex records. Eligible primary research applied AI to diagnostic radiologic imaging in children or fetal populations; mixed-age studies required pediatric relevance under the recorded eligibility criteria. Journal articles and preprints were eligible. Reviews and non-primary publications were excluded from aggregate counts. Conference abstracts and proceedings were excluded by the existing protocol. Echocardiography was included, so the scope extends beyond services delivered exclusively by radiologists.</w:t>
-      </w:r>
-    </w:p>
-    <w:p>
-      <w:pPr>
-        <w:pStyle w:val="BodyText"/>
-      </w:pPr>
-      <w:r>
-        <w:t xml:space="preserve">The stored selection flow contains 13,510 identified records, 6,602 screened records, and 3,496 included primary-study records. Selection and abstract-based extraction were automated under a structured schema. The existing 150-record rescreening exercise measured agreement between two automated models; independent human validation remains incomplete. Full strategies, eligibility rules, and the selection flow are in the supplement.</w:t>
-      </w:r>
-    </w:p>
-    <w:p>
-      <w:pPr>
-        <w:pStyle w:val="BodyText"/>
-      </w:pPr>
-      <w:r>
-        <w:t xml:space="preserve">An additional audit identified 79 groups with identical normalized titles, involving 161 records, including duplicate database entries and preprint/journal versions. The primary analysis preserves the shared database cohort. A sensitivity analysis retaining one record per normalized title contains 3,414 records and leaves modality rankings unchanged. Accordingly, the unit reported throughout is an included record, not a verified independent investigation. Neither record counts nor repeated publications establish the number of unique patients represented.</w:t>
+        <w:t xml:space="preserve">We searched PubMed/MEDLINE and Embase for records published from January 1, 2005, through September 9, 2026, and included supplementary OpenAlex records. Eligible primary research applied AI to diagnostic radiologic imaging in children or fetuses. Mixed-age studies had to meet the recorded pediatric eligibility criteria. Journal articles and preprints were eligible; reviews, other non-primary publications, conference abstracts, and proceedings were excluded from the counts. Echocardiography was included, extending the review beyond examinations performed exclusively in radiology departments.</w:t>
+      </w:r>
+    </w:p>
+    <w:p>
+      <w:pPr>
+        <w:pStyle w:val="BodyText"/>
+      </w:pPr>
+      <w:r>
+        <w:t xml:space="preserve">The recorded search and screening process yielded 13,510 identified records, 6,602 screened records, and 3,496 included primary-study records. Screening and extraction from abstracts were automated using a structured schema. A second automated model rescreened 150 records to assess agreement; independent human validation remains incomplete. Full search strategies, eligibility criteria, and the selection flow are provided in the supplement.</w:t>
+      </w:r>
+    </w:p>
+    <w:p>
+      <w:pPr>
+        <w:pStyle w:val="BodyText"/>
+      </w:pPr>
+      <w:r>
+        <w:t xml:space="preserve">An audit found 79 groups with identical normalized titles, involving 161 records. These included duplicate database entries and preprint/journal versions. We retained the full database cohort for the primary analysis and repeated the modality analysis with one record per normalized title. This reduced the cohort to 3,414 records without changing the modality ranking. Throughout this review, counts therefore refer to included records. The number of independent investigations and unique patients has not been established.</w:t>
       </w:r>
     </w:p>
     <w:bookmarkEnd w:id="11"/>
-    <w:bookmarkStart w:id="12" w:name="X9ed11834ae002997bf76a36b7579921f1a1aa84"/>
+    <w:bookmarkStart w:id="12" w:name="database-and-ongoing-updates"/>
     <w:p>
       <w:pPr>
         <w:pStyle w:val="Heading3"/>
       </w:pPr>
       <w:r>
-        <w:t xml:space="preserve">Aggregate mapping and narrative selection</w:t>
+        <w:t xml:space="preserve">Database and ongoing updates</w:t>
       </w:r>
     </w:p>
     <w:p>
@@ -300,7 +300,25 @@
         <w:pStyle w:val="FirstParagraph"/>
       </w:pPr>
       <w:r>
-        <w:t xml:space="preserve">Modality, task, and age labels were summarized as overlapping categories. Clinical-topic maps used explicit keyword rules applied to titles and extracted clinical questions. Dataset-name searches additionally used extracted population, model description, and dataset-size fields. These exploratory counts measure mentions, not adjudicated disease categories or confirmed dataset reuse. They support comparisons among the selected topics, but cannot establish an exhaustive ranking of every pediatric disease. Of the cohort, 973 records did not match a selected topic rule and remained in the overall denominator.</w:t>
+        <w:t xml:space="preserve">The database organizes records by modality, clinical question, AI task, age group, validation, and reported code availability. We will maintain it through programmatic retrieval, structured extraction, and regeneration of summary analyses. Its comprehensive scope supports both clinicians following their subspecialty and researchers identifying gaps. The manuscript reports a fixed September 9, 2026 snapshot; subsequent database updates will not alter these reported results.</w:t>
+      </w:r>
+    </w:p>
+    <w:bookmarkEnd w:id="12"/>
+    <w:bookmarkStart w:id="13" w:name="analysis-and-selection-of-examples"/>
+    <w:p>
+      <w:pPr>
+        <w:pStyle w:val="Heading3"/>
+      </w:pPr>
+      <w:r>
+        <w:t xml:space="preserve">Analysis and selection of examples</w:t>
+      </w:r>
+    </w:p>
+    <w:p>
+      <w:pPr>
+        <w:pStyle w:val="FirstParagraph"/>
+      </w:pPr>
+      <w:r>
+        <w:t xml:space="preserve">Records could have more than one modality, task, or age label. We identified clinical topics by applying keyword rules to titles and extracted clinical questions. Searches for dataset names also used the extracted population, model description, and dataset-size fields. These counts describe mentions of selected topics and resources; they do not provide an exhaustive disease classification or confirm how a dataset was used. The 973 records that matched none of the topic rules remained in the overall denominator.</w:t>
       </w:r>
     </w:p>
     <w:p>
@@ -316,20 +334,20 @@
         <w:pStyle w:val="BodyText"/>
       </w:pPr>
       <w:r>
-        <w:t xml:space="preserve">The narrative selects examples for clinical relevance, reusable resources, or a change in research approach, including informative negative findings. Citation thresholds do not determine inclusion or recent-study selection. Dataset descriptions and software availability were checked against selected primary publications and official hosting pages. These targeted checks supplement interpretation without expanding the counted cohort.</w:t>
-      </w:r>
-    </w:p>
-    <w:p>
-      <w:pPr>
-        <w:pStyle w:val="BodyText"/>
-      </w:pPr>
-      <w:r>
-        <w:t xml:space="preserve">This is a scoping and bibliometric synthesis, rather than a statistical meta-analysis. Disease prevalence, reference standards, study populations, outputs, and performance measures are too heterogeneous for a meaningful pooled field-wide effect estimate. Aggregate validation labels provide reporting context, not a formal study-level risk-of-bias assessment.</w:t>
-      </w:r>
-    </w:p>
-    <w:bookmarkEnd w:id="12"/>
+        <w:t xml:space="preserve">We selected examples for their clinical relevance, the availability of reusable resources, or a change in research approach, including studies with negative findings. Citation thresholds were not used to select the cohort or recent examples. We checked dataset descriptions and software availability against selected primary publications and official hosting pages. These checks informed the narrative but did not add records to the cohort.</w:t>
+      </w:r>
+    </w:p>
+    <w:p>
+      <w:pPr>
+        <w:pStyle w:val="BodyText"/>
+      </w:pPr>
+      <w:r>
+        <w:t xml:space="preserve">We used a scoping review and bibliometric approach. Differences in disease prevalence, reference standards, populations, model outputs, and performance measures precluded a meaningful pooled effect estimate. We summarized the recorded validation methods but did not conduct a formal study-level risk-of-bias assessment.</w:t>
+      </w:r>
+    </w:p>
     <w:bookmarkEnd w:id="13"/>
-    <w:bookmarkStart w:id="14" w:name="how-the-field-developed"/>
+    <w:bookmarkEnd w:id="14"/>
+    <w:bookmarkStart w:id="15" w:name="how-the-field-developed"/>
     <w:p>
       <w:pPr>
         <w:pStyle w:val="Heading2"/>
@@ -343,35 +361,35 @@
         <w:pStyle w:val="FirstParagraph"/>
       </w:pPr>
       <w:r>
-        <w:t xml:space="preserve">The included cohort grew from 71 records across 2005–2014 to 295 in 2015–2019 and 794 in 2020–2022. It then added 965 in 2023–2024, 685 in 2025, and 686 in 2026 year to date (Fig. 1). The last two periods together account for 39.2% of the current cohort. Their weight makes recent work central to the narrative, although incomplete indexing and publication-version overlap preclude a precise estimate of acceleration.</w:t>
-      </w:r>
-    </w:p>
-    <w:p>
-      <w:pPr>
-        <w:pStyle w:val="BodyText"/>
-      </w:pPr>
-      <w:r>
-        <w:t xml:space="preserve">A separate PubMed bibliometric layer places this growth in context. Its broad pediatric radiology AI query increased from 58 records in 2008 to 2,348 in 2025; the corresponding all-radiology AI query increased from 715 to 20,831. AI represented 7.4% of pediatric radiology publishing and 11.4% of radiology publishing in 2025. These are query counts, including material that may fail subsequent screening, and are not interchangeable with the 685 included records assigned to 2025.</w:t>
-      </w:r>
-    </w:p>
-    <w:p>
-      <w:pPr>
-        <w:pStyle w:val="BodyText"/>
-      </w:pPr>
-      <w:r>
-        <w:t xml:space="preserve">The historical trajectory is usefully understood through changing research capabilities. Earlier work established that imaging measurements and patterns could be automated. Shared benchmarks then made model comparison accessible, exemplified by the 2017 RSNA bone-age challenge and subsequent clinical studies [2,3]. During the next phase, segmentation, prediction, and reconstruction broadened the range of outputs. In the current phase, researchers increasingly ask whether learned representations can support several tasks and whether an algorithm changes actual care.</w:t>
-      </w:r>
-    </w:p>
-    <w:p>
-      <w:pPr>
-        <w:pStyle w:val="BodyText"/>
-      </w:pPr>
-      <w:r>
-        <w:t xml:space="preserve">These phases overlap. Detection/diagnosis still accounts for 1,337 records (38.2%), measurement for 838 (24.0%), outcome prediction for 683 (19.5%), and segmentation for 662 (18.9%). Reconstruction/imputation contributes 277 (7.9%) and workflow applications 167 (4.8%) (Fig. 5). The combined report-generation/LLM and foundation/vision-language labels remain uncommon. These task labels describe outputs and broad uses; they should not be read as a clean chronology of model architectures.</w:t>
-      </w:r>
-    </w:p>
-    <w:bookmarkEnd w:id="14"/>
-    <w:bookmarkStart w:id="19" w:name="where-research-is-concentrated"/>
+        <w:t xml:space="preserve">The cohort contains 71 records from 2005–2014, 295 from 2015–2019, and 794 from 2020–2022. A further 965 were published in 2023–2024, 685 in 2025, and 686 in 2026 year to date (Fig. 1). The last two periods account for 39.2% of the cohort. Recent work thus makes up a substantial part of the review, although indexing delays and overlap between publication versions limit estimates of the rate of growth.</w:t>
+      </w:r>
+    </w:p>
+    <w:p>
+      <w:pPr>
+        <w:pStyle w:val="BodyText"/>
+      </w:pPr>
+      <w:r>
+        <w:t xml:space="preserve">Separate PubMed searches put these numbers in the context of radiology publishing overall. The broad pediatric radiology AI query returned 58 records for 2008 and 2,348 for 2025; the corresponding all-radiology AI query returned 715 and 20,831. In 2025, AI represented 7.4% of pediatric radiology publications and 11.4% of all radiology publications. These search results include records that may subsequently be excluded, so the 2025 pediatric count is larger than the 685 records included after screening.</w:t>
+      </w:r>
+    </w:p>
+    <w:p>
+      <w:pPr>
+        <w:pStyle w:val="BodyText"/>
+      </w:pPr>
+      <w:r>
+        <w:t xml:space="preserve">Early studies tested whether imaging measurements and patterns could be automated. Shared benchmarks, including the 2017 RSNA bone-age challenge, gave researchers a common basis for comparing models and were followed by clinical evaluations [2,3]. Work on segmentation, prediction, and reconstruction expanded the range of tasks. Recent studies increasingly examine whether a model trained on one large dataset can be adapted to several tasks, and whether using it changes care.</w:t>
+      </w:r>
+    </w:p>
+    <w:p>
+      <w:pPr>
+        <w:pStyle w:val="BodyText"/>
+      </w:pPr>
+      <w:r>
+        <w:t xml:space="preserve">Detection/diagnosis remains the most common task, accounting for 1,337 records (38.2%), followed by measurement in 838 (24.0%), outcome prediction in 683 (19.5%), and segmentation in 662 (18.9%). Reconstruction/imputation contributes 277 (7.9%) and workflow applications 167 (4.8%) (Fig. 5). Report-generation/LLM and foundation/vision-language labels are uncommon. These categories describe what models are used for; they do not distinguish architectures or establish when a particular method first appeared.</w:t>
+      </w:r>
+    </w:p>
+    <w:bookmarkEnd w:id="15"/>
+    <w:bookmarkStart w:id="20" w:name="where-research-is-concentrated"/>
     <w:p>
       <w:pPr>
         <w:pStyle w:val="Heading2"/>
@@ -380,13 +398,13 @@
         <w:t xml:space="preserve">Where research is concentrated</w:t>
       </w:r>
     </w:p>
-    <w:bookmarkStart w:id="15" w:name="Xef032b4ac3fb45b4454e02eb3291cc5445a81ce"/>
+    <w:bookmarkStart w:id="16" w:name="X94a937a2de8bb2c3516a1e4b524457e09bc8409"/>
     <w:p>
       <w:pPr>
         <w:pStyle w:val="Heading3"/>
       </w:pPr>
       <w:r>
-        <w:t xml:space="preserve">MRI: a large literature with two distinct clinical meanings</w:t>
+        <w:t xml:space="preserve">MRI: developmental research and clinical applications</w:t>
       </w:r>
     </w:p>
     <w:p>
@@ -394,41 +412,41 @@
         <w:pStyle w:val="FirstParagraph"/>
       </w:pPr>
       <w:r>
-        <w:t xml:space="preserve">MRI leads the cohort with 1,590 records (45.5%), but its share falls from 58.3% in 2015–2019 to 43.9% in 2025 and 40.1% in 2026 year to date (Table 1; Fig. 2). This is diversification within a growing literature, rather than evidence that MRI research is contracting.</w:t>
-      </w:r>
-    </w:p>
-    <w:p>
-      <w:pPr>
-        <w:pStyle w:val="BodyText"/>
-      </w:pPr>
-      <w:r>
-        <w:t xml:space="preserve">Much MRI work uses imaging to study development, cognition, or neuropsychiatric conditions. The exploratory topic map identifies 355 records mentioning brain development/cognition and 313 mentioning autism, ADHD, or psychiatric disease; these groups overlap. Other strands address tumors, epilepsy, fetal anatomy, tissue segmentation, or image acquisition (Fig. 3). Predicting a behavioral score from a research MRI cohort has a different clinical purpose from identifying a lesion in a referred child.</w:t>
-      </w:r>
-    </w:p>
-    <w:p>
-      <w:pPr>
-        <w:pStyle w:val="BodyText"/>
-      </w:pPr>
-      <w:r>
-        <w:t xml:space="preserve">The distinction narrows the gap between modalities. The corrected broad neuroscience sensitivity rule removes 748 MRI records and leaves MRI at 30.6% and ultrasound at 30.1% of the remaining cohort. A narrower diagnostic rule leaves MRI clearly first at 39.9%. Both analyses are exploratory and retain those records in the main cohort. Together, they show why a broad imaging review can rank MRI first while a review emphasizing direct clinical radiology ranks radiography first [1].</w:t>
-      </w:r>
-    </w:p>
-    <w:p>
-      <w:pPr>
-        <w:pStyle w:val="BodyText"/>
-      </w:pPr>
-      <w:r>
-        <w:t xml:space="preserve">Brain tumor imaging forms a more directly clinical concentration: 162 records match the selected CNS tumor terms. Resources such as the Children’s Brain Tumor Network (CBTN) connect repeated clinical MRI examinations with disease context [4]. This creates opportunities for segmentation and longitudinal assessment, but examination counts must not be mistaken for independent patients.</w:t>
-      </w:r>
-    </w:p>
-    <w:bookmarkEnd w:id="15"/>
-    <w:bookmarkStart w:id="16" w:name="X0699bec263f8821f7b0e60e5305e65dcbcc25dd"/>
+        <w:t xml:space="preserve">MRI is the most studied modality, with 1,590 records (45.5%). Its share falls from 58.3% in 2015–2019 to 43.9% in 2025 and 40.1% in 2026 year to date (Table 1; Fig. 2). This decline in share reflects the growing contribution of other modalities within an expanding literature.</w:t>
+      </w:r>
+    </w:p>
+    <w:p>
+      <w:pPr>
+        <w:pStyle w:val="BodyText"/>
+      </w:pPr>
+      <w:r>
+        <w:t xml:space="preserve">Many MRI studies concern development, cognition, or neuropsychiatric conditions. Across the cohort, the topic search identifies 355 records mentioning brain development/cognition and 313 mentioning autism, ADHD, or psychiatric disease, with overlap between the groups. Other studies address tumors, epilepsy, fetal anatomy, tissue segmentation, or image acquisition (Fig. 3). These uses of MRI serve different purposes: predicting a behavioral score in a research cohort has different implications for practice from detecting a lesion in a referred child.</w:t>
+      </w:r>
+    </w:p>
+    <w:p>
+      <w:pPr>
+        <w:pStyle w:val="BodyText"/>
+      </w:pPr>
+      <w:r>
+        <w:t xml:space="preserve">MRI’s lead is smaller when developmental neuroscience is excluded. The broad neuroscience sensitivity rule removes 748 MRI records, leaving MRI at 30.6% and ultrasound at 30.1% of the remaining cohort. Under the narrower diagnostic rule, MRI retains a larger lead at 39.9%. Both analyses are exploratory; all records remain in the primary analysis. The results help explain differences from reviews focused on direct clinical applications, in which radiography ranked first [1].</w:t>
+      </w:r>
+    </w:p>
+    <w:p>
+      <w:pPr>
+        <w:pStyle w:val="BodyText"/>
+      </w:pPr>
+      <w:r>
+        <w:t xml:space="preserve">Brain tumor imaging accounts for 162 records matching the selected CNS tumor terms. The Children’s Brain Tumor Network (CBTN), for example, links repeated clinical MRI examinations with information about the patient’s disease [4]. Such data support segmentation and longitudinal assessment, although multiple examinations from one child must be distinguished from independent patients.</w:t>
+      </w:r>
+    </w:p>
+    <w:bookmarkEnd w:id="16"/>
+    <w:bookmarkStart w:id="17" w:name="Xe6099adb2fa056ffe70c3e6dc85fa0a1e6d9928"/>
     <w:p>
       <w:pPr>
         <w:pStyle w:val="Heading3"/>
       </w:pPr>
       <w:r>
-        <w:t xml:space="preserve">Ultrasound: fetal imaging drives a substantial part of the field</w:t>
+        <w:t xml:space="preserve">Ultrasound: a concentration in fetal imaging</w:t>
       </w:r>
     </w:p>
     <w:p>
@@ -436,33 +454,33 @@
         <w:pStyle w:val="FirstParagraph"/>
       </w:pPr>
       <w:r>
-        <w:t xml:space="preserve">Ultrasound accounts for 828 records (23.7%). Of 786 records carrying a fetal age label, 560 also carry an ultrasound label and 229 MRI. Thus fetal imaging is a major component of the landscape. Ultrasound studies in children after birth cannot be inferred from the overall ultrasound total.</w:t>
-      </w:r>
-    </w:p>
-    <w:p>
-      <w:pPr>
-        <w:pStyle w:val="BodyText"/>
-      </w:pPr>
-      <w:r>
-        <w:t xml:space="preserve">Fetal research spans standard-plane recognition, biometry, anatomy segmentation, and anomaly assessment. FETAL_PLANES_DB provides a reusable plane-classification resource [5], while congenital heart disease studies illustrate progression from model development to evaluation in community settings [6,7]. These applications tackle different points in the examination: obtaining a usable view, making a measurement, and recognizing disease. Success at one does not establish performance at the others.</w:t>
-      </w:r>
-    </w:p>
-    <w:p>
-      <w:pPr>
-        <w:pStyle w:val="BodyText"/>
-      </w:pPr>
-      <w:r>
-        <w:t xml:space="preserve">Postnatal ultrasound offers a less concentrated set of applications, including cardiac function, hip dysplasia, abdominal pain, and hepatobiliary or urinary disease. The topic map finds 60 hip-dysplasia records and 44 acute-abdomen records across modalities. The Regensburg appendicitis resource illustrates the value of linking ultrasound to clinical and laboratory information [8]. For radiologists, this suggests that acquisition support and integrated diagnostic assessment deserve attention alongside image classification.</w:t>
-      </w:r>
-    </w:p>
-    <w:bookmarkEnd w:id="16"/>
-    <w:bookmarkStart w:id="17" w:name="Xfc59741febdc8e1a611a9f96df1b672c3bc9ffb"/>
+        <w:t xml:space="preserve">Ultrasound accounts for 828 records (23.7%). Among the 786 records labeled fetal, 560 include ultrasound and 229 include MRI. Fetal studies therefore contribute substantially to the ultrasound literature; the total should not be read as a measure of research in children after birth.</w:t>
+      </w:r>
+    </w:p>
+    <w:p>
+      <w:pPr>
+        <w:pStyle w:val="BodyText"/>
+      </w:pPr>
+      <w:r>
+        <w:t xml:space="preserve">Fetal ultrasound research includes standard-plane recognition, biometry, segmentation, and anomaly assessment. FETAL_PLANES_DB provides images for plane-classification research [5]. Congenital heart disease studies have progressed from model development to testing in community settings [6,7]. These tasks address different parts of an examination: obtaining the view, measuring anatomy, and recognizing disease. Each requires its own evaluation.</w:t>
+      </w:r>
+    </w:p>
+    <w:p>
+      <w:pPr>
+        <w:pStyle w:val="BodyText"/>
+      </w:pPr>
+      <w:r>
+        <w:t xml:space="preserve">Postnatal ultrasound studies cover cardiac function, hip dysplasia, abdominal pain, and hepatobiliary or urinary disease. Across modalities, the topic search identifies 60 hip-dysplasia records and 44 acute-abdomen records. The Regensburg appendicitis dataset combines ultrasound images with clinical and laboratory information [8], allowing researchers to study how imaging contributes to the diagnostic assessment.</w:t>
+      </w:r>
+    </w:p>
+    <w:bookmarkEnd w:id="17"/>
+    <w:bookmarkStart w:id="18" w:name="X68d606c9260c22ccc68560613c64ee59fa8729a"/>
     <w:p>
       <w:pPr>
         <w:pStyle w:val="Heading3"/>
       </w:pPr>
       <w:r>
-        <w:t xml:space="preserve">Radiography: recognizable clinical tasks and recurring benchmarks</w:t>
+        <w:t xml:space="preserve">Radiography: established tasks and shared benchmarks</w:t>
       </w:r>
     </w:p>
     <w:p>
@@ -478,25 +496,25 @@
         <w:pStyle w:val="BodyText"/>
       </w:pPr>
       <w:r>
-        <w:t xml:space="preserve">Bone age has a comparatively clear output, an established benchmark, and a history of reader comparison [2,3]. The research question has progressed toward performance in children whose skeletal development differs from the training distribution. Fracture detection similarly spans benchmark development and clinical workflow evaluation. GRAZPEDWRI-DX facilitates research on wrist trauma [9], but its anatomy and case distribution do not represent the full range of pediatric emergency radiography.</w:t>
-      </w:r>
-    </w:p>
-    <w:p>
-      <w:pPr>
-        <w:pStyle w:val="BodyText"/>
-      </w:pPr>
-      <w:r>
-        <w:t xml:space="preserve">Chest research also requires attention to benchmark scope. A pneumonia classification dataset and a neonatal chest/abdominal radiograph dataset pose different tasks. PediCXR/VinDr-PCXR extends resource availability to multiple thoracic findings [10], while recent neonatal image–text modeling begins to address devices and several findings together [11]. The clinical importance of this shift lies in broadening what the model is asked to recognize.</w:t>
-      </w:r>
-    </w:p>
-    <w:bookmarkEnd w:id="17"/>
-    <w:bookmarkStart w:id="18" w:name="X724de830ea5355aa0c655136968d25c8f705700"/>
+        <w:t xml:space="preserve">Bone-age assessment has a defined numerical output, an established benchmark, and a history of comparison with human readers [2,3]. More recent work tests children whose skeletal development differs from that represented in the training data. Fracture research includes both benchmark studies and evaluations in clinical practice. GRAZPEDWRI-DX provides a shared wrist-trauma dataset [9], although its results cannot be assumed to apply to other anatomical sites or to the full pediatric emergency caseload.</w:t>
+      </w:r>
+    </w:p>
+    <w:p>
+      <w:pPr>
+        <w:pStyle w:val="BodyText"/>
+      </w:pPr>
+      <w:r>
+        <w:t xml:space="preserve">The chest radiograph datasets used in these studies vary considerably in scope. Pneumonia classification is a narrower task than interpreting a neonatal chest and abdominal radiograph. PediCXR/VinDr-PCXR includes labels for multiple thoracic findings [10], while recent neonatal image–text models assess several findings and devices together [11]. These resources allow researchers to study more of the findings encountered in practice.</w:t>
+      </w:r>
+    </w:p>
+    <w:bookmarkEnd w:id="18"/>
+    <w:bookmarkStart w:id="19" w:name="ct-nuclear-imaging-and-fluoroscopy"/>
     <w:p>
       <w:pPr>
         <w:pStyle w:val="Heading3"/>
       </w:pPr>
       <w:r>
-        <w:t xml:space="preserve">CT, nuclear imaging, and fluoroscopy: smaller literatures, distinct opportunities</w:t>
+        <w:t xml:space="preserve">CT, nuclear imaging, and fluoroscopy</w:t>
       </w:r>
     </w:p>
     <w:p>
@@ -504,34 +522,34 @@
         <w:pStyle w:val="FirstParagraph"/>
       </w:pPr>
       <w:r>
-        <w:t xml:space="preserve">CT accounts for 325 records (9.3%), nuclear medicine/PET for 53 (1.5%), and fluoroscopy for 13 (0.4%). Their smaller representation is an observation about this literature, not a measure of clinical importance or unmet need relative to examination volume.</w:t>
-      </w:r>
-    </w:p>
-    <w:p>
-      <w:pPr>
-        <w:pStyle w:val="BodyText"/>
-      </w:pPr>
-      <w:r>
-        <w:t xml:space="preserve">CT combines segmentation and quantitative assessment with reconstruction work. Pediatric-CT-SEG contains 359 patients with expert organ contours, a useful resource whose scale is far smaller than its slice count might suggest [12]. Evaluation of adult-trained TotalSegmentator on this pediatric cohort found lower mean Dice performance than on an external adult cohort; pediatric training and fine-tuning improved performance [13]. The practical research problem is identifying when adult resources transfer, and how much pediatric adaptation is required.</w:t>
-      </w:r>
-    </w:p>
-    <w:p>
-      <w:pPr>
-        <w:pStyle w:val="BodyText"/>
-      </w:pPr>
-      <w:r>
-        <w:t xml:space="preserve">Nuclear imaging provides an example of a small literature pursuing a potentially consequential outcome: reducing acquisition burden while preserving useful information. Fluoroscopy is even less represented in this search. Its dynamic examinations suggest opportunities in sequence interpretation, procedure support, and measurement, although the present data cannot rank these opportunities by clinical benefit.</w:t>
-      </w:r>
-    </w:p>
-    <w:bookmarkEnd w:id="18"/>
+        <w:t xml:space="preserve">CT accounts for 325 records (9.3%), nuclear medicine/PET for 53 (1.5%), and fluoroscopy for 13 (0.4%). These counts describe the retrieved literature. They have not been adjusted for examination volume and cannot establish the relative clinical importance of each modality.</w:t>
+      </w:r>
+    </w:p>
+    <w:p>
+      <w:pPr>
+        <w:pStyle w:val="BodyText"/>
+      </w:pPr>
+      <w:r>
+        <w:t xml:space="preserve">CT research includes segmentation, quantitative assessment, and reconstruction. Pediatric-CT-SEG provides scans from 359 patients with expert organ contours [12]. When adult-trained TotalSegmentator was tested on this dataset, mean Dice performance was lower than in an external adult cohort; pediatric training and fine-tuning improved the results [13]. This study addresses a practical question for pediatric imaging: when can an adult model be used, and how much adaptation does it need?</w:t>
+      </w:r>
+    </w:p>
+    <w:p>
+      <w:pPr>
+        <w:pStyle w:val="BodyText"/>
+      </w:pPr>
+      <w:r>
+        <w:t xml:space="preserve">Although the nuclear imaging literature is small, it includes work on reducing acquisition time and radiation exposure while preserving image quality. Fluoroscopy has even fewer records. Its dynamic examinations could lend themselves to sequence interpretation, procedure support, and automated measurement, but the present evidence does not establish which of these would offer the greatest clinical benefit.</w:t>
+      </w:r>
+    </w:p>
     <w:bookmarkEnd w:id="19"/>
-    <w:bookmarkStart w:id="20" w:name="Xd8fed076ee0e9d0fb212e2b30675115f477dba9"/>
+    <w:bookmarkEnd w:id="20"/>
+    <w:bookmarkStart w:id="21" w:name="which-age-groups-are-represented"/>
     <w:p>
       <w:pPr>
         <w:pStyle w:val="Heading2"/>
       </w:pPr>
       <w:r>
-        <w:t xml:space="preserve">Age is a research dimension, not merely an eligibility criterion</w:t>
+        <w:t xml:space="preserve">Which age groups are represented?</w:t>
       </w:r>
     </w:p>
     <w:p>
@@ -547,34 +565,34 @@
         <w:pStyle w:val="BodyText"/>
       </w:pPr>
       <w:r>
-        <w:t xml:space="preserve">The age–modality map reveals concentrations that aggregate totals conceal (Fig. 4). Neonatal records include 202 MRI studies, 76 ultrasound studies, and 48 radiography studies. Therefore, “neonatal AI is underexplored” is too broad: substantial neonatal MRI activity coexists with a smaller radiographic literature. Similarly, extensive fetal ultrasound work does not establish coverage of infant abdominal ultrasound.</w:t>
-      </w:r>
-    </w:p>
-    <w:p>
-      <w:pPr>
-        <w:pStyle w:val="BodyText"/>
-      </w:pPr>
-      <w:r>
-        <w:t xml:space="preserve">Developmental resources help explain these patterns. ABCD supports longitudinal study from late childhood, ABIDE includes both children and adults, and the developing Human Connectome Project (dHCP) supplies neonatal and fetal MRI [14–16]. These cohorts support valuable research, but differ from children presenting for an acute clinical examination. An age-aware research agenda should test developmental stage, body size, acquisition conditions, and relevant pathology separately, rather than rely on a single pooled “pediatric” performance estimate.</w:t>
-      </w:r>
-    </w:p>
-    <w:bookmarkEnd w:id="20"/>
-    <w:bookmarkStart w:id="23" w:name="Xb6def03a590c46d288ee320497d172123433d0c"/>
+        <w:t xml:space="preserve">Examining age and modality together gives a more useful picture than age totals alone (Fig. 4). Neonatal records include 202 MRI studies, 76 ultrasound studies, and 48 radiography studies. Describing neonatal AI as uniformly underexplored would overlook the substantial MRI literature. Likewise, the large number of fetal ultrasound studies says little about the evidence for infant abdominal ultrasound.</w:t>
+      </w:r>
+    </w:p>
+    <w:p>
+      <w:pPr>
+        <w:pStyle w:val="BodyText"/>
+      </w:pPr>
+      <w:r>
+        <w:t xml:space="preserve">The available datasets partly explain these differences. ABCD follows development from late childhood, ABIDE includes both children and adults, and the developing Human Connectome Project (dHCP) provides neonatal and fetal MRI [14–16]. Participants in these research cohorts may differ from children referred for an acute clinical examination. Pediatric model evaluation should account for developmental stage, body size, acquisition conditions, and pathology, because a pooled result may conceal poor performance in a particular age group.</w:t>
+      </w:r>
+    </w:p>
+    <w:bookmarkEnd w:id="21"/>
+    <w:bookmarkStart w:id="24" w:name="shared-datasets-and-open-tools"/>
     <w:p>
       <w:pPr>
         <w:pStyle w:val="Heading2"/>
       </w:pPr>
       <w:r>
-        <w:t xml:space="preserve">Datasets and open tools shape what researchers can study</w:t>
-      </w:r>
-    </w:p>
-    <w:bookmarkStart w:id="21" w:name="Xa48b5c2575d9c1858bfd7019763fd910c53c500"/>
+        <w:t xml:space="preserve">Shared datasets and open tools</w:t>
+      </w:r>
+    </w:p>
+    <w:bookmarkStart w:id="22" w:name="commonly-named-datasets"/>
     <w:p>
       <w:pPr>
         <w:pStyle w:val="Heading3"/>
       </w:pPr>
       <w:r>
-        <w:t xml:space="preserve">Resource visibility and the limits of popularity counts</w:t>
+        <w:t xml:space="preserve">Commonly named datasets</w:t>
       </w:r>
     </w:p>
     <w:p>
@@ -582,27 +600,27 @@
         <w:pStyle w:val="FirstParagraph"/>
       </w:pPr>
       <w:r>
-        <w:t xml:space="preserve">Among the selected resource names searched in the extracted text, ABCD is most frequently mentioned (83 records), followed by ABIDE and RSNA bone age (42 each), dHCP (39), and ADHD-200 (33). CBTN appears in 17 records, GRAZPEDWRI-DX in 15, and BraTS-PEDs in 12. These are auditable indicators of resource visibility, not a complete dataset-usage leaderboard. Abstracts often omit dataset names; mentions can refer to development, evaluation, or context.</w:t>
-      </w:r>
-    </w:p>
-    <w:p>
-      <w:pPr>
-        <w:pStyle w:val="BodyText"/>
-      </w:pPr>
-      <w:r>
-        <w:t xml:space="preserve">The pattern is consistent with research concentrating around reusable neurodevelopmental cohorts and radiographic benchmarks. It does not establish that resource availability caused publication growth. Table 2 gives a practical resource map, including access route, unit of scale, and the question each resource can support.</w:t>
-      </w:r>
-    </w:p>
-    <w:p>
-      <w:pPr>
-        <w:pStyle w:val="BodyText"/>
-      </w:pPr>
-      <w:r>
-        <w:t xml:space="preserve">Three distinctions matter. First, images, studies, and patients are different denominators. CBTN’s described release includes 23,101 MRI examinations from 1,526 patients; dHCP similarly contains repeat datasets [4,16]. Second, publicly described resources may require registration, credentialing, or an approved data-use agreement. Third, a released model does not imply access to its training data. Researchers should also track overlap between related resources and separate patients, repeated examinations, and institutions appropriately when designing evaluation.</w:t>
-      </w:r>
-    </w:p>
-    <w:bookmarkEnd w:id="21"/>
-    <w:bookmarkStart w:id="22" w:name="Xa0c4a30627a81ebf0dfbdb8c9a02da291c9baaf"/>
+        <w:t xml:space="preserve">ABCD is the most frequently mentioned of the dataset names we searched for, appearing in 83 records. ABIDE and RSNA bone age appear in 42 each, dHCP in 39, and ADHD-200 in 33. CBTN appears in 17 records, GRAZPEDWRI-DX in 15, and BraTS-PEDs in 12. These counts give only a partial view of dataset use: abstracts often omit names, and a mention may refer to training, testing, or background discussion.</w:t>
+      </w:r>
+    </w:p>
+    <w:p>
+      <w:pPr>
+        <w:pStyle w:val="BodyText"/>
+      </w:pPr>
+      <w:r>
+        <w:t xml:space="preserve">The frequently named resources largely serve neurodevelopmental research and radiographic benchmark tasks. Their prominence is consistent with the distribution of publications, although it does not show that dataset availability caused that distribution. Table 2 summarizes selected datasets, their size and access requirements, and the questions they can support.</w:t>
+      </w:r>
+    </w:p>
+    <w:p>
+      <w:pPr>
+        <w:pStyle w:val="BodyText"/>
+      </w:pPr>
+      <w:r>
+        <w:t xml:space="preserve">Dataset size needs to be interpreted carefully. CBTN’s described release contains 23,101 MRI examinations from 1,526 patients, and dHCP also includes repeat examinations [4,16]. Images, examinations, and patients therefore cannot be treated as equivalent sample sizes. Related resources may contain overlapping patients, and repeated examinations need to be accounted for when dividing data into training and test sets. Access also varies: some resources require registration, credentialing, or an approved data-use agreement, and a model’s training data may remain restricted even when its weights are released.</w:t>
+      </w:r>
+    </w:p>
+    <w:bookmarkEnd w:id="22"/>
+    <w:bookmarkStart w:id="23" w:name="Xa0c4a30627a81ebf0dfbdb8c9a02da291c9baaf"/>
     <w:p>
       <w:pPr>
         <w:pStyle w:val="Heading3"/>
@@ -616,28 +634,28 @@
         <w:pStyle w:val="FirstParagraph"/>
       </w:pPr>
       <w:r>
-        <w:t xml:space="preserve">The open ecosystem has several layers (Table 3). nnU-Net provides a configurable segmentation training framework; MONAI provides broader medical-imaging development infrastructure. MedSAM offers promptable segmentation, while TotalSegmentator supplies pretrained anatomical segmentation [17–20]. These tools can support pediatric research, but their popularity does not demonstrate pediatric suitability.</w:t>
-      </w:r>
-    </w:p>
-    <w:p>
-      <w:pPr>
-        <w:pStyle w:val="BodyText"/>
-      </w:pPr>
-      <w:r>
-        <w:t xml:space="preserve">Pediatric releases provide a more direct connection between a clinical task and reusable weights. Deeplasia addresses bone age; pTBLightNet addresses tuberculosis-compatible pediatric chest radiographs; and FetalCLIP provides fetal ultrasound representations [21–23]. Their availability permits independent experiments, though each release has its own training domain and use conditions.</w:t>
-      </w:r>
-    </w:p>
-    <w:p>
-      <w:pPr>
-        <w:pStyle w:val="BodyText"/>
-      </w:pPr>
-      <w:r>
-        <w:t xml:space="preserve">The stored GitHub snapshot places nnU-Net, MONAI, and MedSAM near the top of the project’s selected repository list. That list mixes frameworks, models, and infrastructure and is not an exhaustive adoption survey. Similarly, the cohort’s 168 open-source labels (4.8%) and 92 populated code-URL fields (2.6%) indicate documented availability, not an audited census of functioning, permissively licensed models. The more useful question is whether a resource supplies the code, weights, preprocessing, and evaluation information needed to reproduce and extend the relevant result.</w:t>
-      </w:r>
-    </w:p>
-    <w:bookmarkEnd w:id="22"/>
+        <w:t xml:space="preserve">Researchers can use open software for both model development and inference (Table 3). nnU-Net configures a segmentation training pipeline, while MONAI provides tools for developing medical-imaging applications. MedSAM supports segmentation from user prompts, and TotalSegmentator provides pretrained anatomical segmentation [17–20]. All can be useful in pediatric research, but each needs evaluation in the intended pediatric population.</w:t>
+      </w:r>
+    </w:p>
+    <w:p>
+      <w:pPr>
+        <w:pStyle w:val="BodyText"/>
+      </w:pPr>
+      <w:r>
+        <w:t xml:space="preserve">Several releases are designed for pediatric tasks: Deeplasia for bone age, pTBLightNet for tuberculosis-compatible chest radiographs, and FetalCLIP for fetal ultrasound [21–23]. Access to these models allows independent testing and adaptation, subject to the conditions of each release.</w:t>
+      </w:r>
+    </w:p>
+    <w:p>
+      <w:pPr>
+        <w:pStyle w:val="BodyText"/>
+      </w:pPr>
+      <w:r>
+        <w:t xml:space="preserve">nnU-Net, MONAI, and MedSAM are among the leading repositories in the project’s GitHub snapshot. The selected list includes frameworks, models, and supporting software, so it cannot measure clinical adoption. In the paper cohort, 168 records (4.8%) are labeled open-source and 92 (2.6%) have a populated code-URL field. These fields record reported availability; they do not establish whether the code runs, weights are accessible, or the license permits a proposed use. Reproducing a result may also require details of preprocessing and evaluation that are absent from the release.</w:t>
+      </w:r>
+    </w:p>
     <w:bookmarkEnd w:id="23"/>
-    <w:bookmarkStart w:id="27" w:name="what-changed-in-20252026"/>
+    <w:bookmarkEnd w:id="24"/>
+    <w:bookmarkStart w:id="28" w:name="what-changed-in-20252026"/>
     <w:p>
       <w:pPr>
         <w:pStyle w:val="Heading2"/>
@@ -646,13 +664,13 @@
         <w:t xml:space="preserve">What changed in 2025–2026</w:t>
       </w:r>
     </w:p>
-    <w:bookmarkStart w:id="24" w:name="Xc291d001fe48731f6d46b6405868e5f3cf04a39"/>
+    <w:bookmarkStart w:id="25" w:name="Xbc77d1186610475076cf74f3cb0d89ed1950cd8"/>
     <w:p>
       <w:pPr>
         <w:pStyle w:val="Heading3"/>
       </w:pPr>
       <w:r>
-        <w:t xml:space="preserve">Pediatric representations begin to support several tasks</w:t>
+        <w:t xml:space="preserve">Models trained on pediatric images and text</w:t>
       </w:r>
     </w:p>
     <w:p>
@@ -660,33 +678,33 @@
         <w:pStyle w:val="FirstParagraph"/>
       </w:pPr>
       <w:r>
-        <w:t xml:space="preserve">The most distinctive recent development is the appearance of models trained around pediatric imaging domains rather than a single downstream label. NeoCLIP’s 2025 journal report describes learning from 20,154 neonatal radiographs and 15,795 reports from 4,629 infants, targeting 15 radiological features and five devices [11]. This is a concrete neonatal application of image–text learning, although the retrospective institutional cohort does not establish prospective performance elsewhere.</w:t>
-      </w:r>
-    </w:p>
-    <w:p>
-      <w:pPr>
-        <w:pStyle w:val="BodyText"/>
-      </w:pPr>
-      <w:r>
-        <w:t xml:space="preserve">FetalCLIP’s June 2026 publication describes pretraining on 210,035 fetal ultrasound images paired with text, followed by evaluation across classification, gestational-age estimation, congenital heart disease detection, and segmentation [23]. Its public code and weight download make it a research resource as well as a paper. The development suggests a move toward reusable representations within a defined clinical domain; it does not establish general competence across pediatric radiology.</w:t>
-      </w:r>
-    </w:p>
-    <w:p>
-      <w:pPr>
-        <w:pStyle w:val="BodyText"/>
-      </w:pPr>
-      <w:r>
-        <w:t xml:space="preserve">This is still a small part of the counted literature. Foundation/vision-language labels occur in eight records in 2025 and eight in 2026 year to date (1.2% in each period). The report-generation/LLM label increases from five (0.7%) to 12 (1.7%). Small counts, combined category definitions, and incomplete retrieval of engineering work make precise growth claims premature (Fig. 6). Established tasks remain numerically dominant.</w:t>
-      </w:r>
-    </w:p>
-    <w:bookmarkEnd w:id="24"/>
-    <w:bookmarkStart w:id="25" w:name="Xc7f9699a2ce2b2e51bdd117aeb1266e7971da67"/>
+        <w:t xml:space="preserve">Recent pediatric models increasingly learn from images paired with text and can be used for several related tasks. NeoCLIP’s 2025 journal report describes training with 20,154 neonatal radiographs and 15,795 reports from 4,629 infants to identify 15 radiological features and five devices [11]. The study shows how image–text learning can be applied to neonatal radiographs, although its retrospective institutional cohort leaves prospective performance elsewhere untested.</w:t>
+      </w:r>
+    </w:p>
+    <w:p>
+      <w:pPr>
+        <w:pStyle w:val="BodyText"/>
+      </w:pPr>
+      <w:r>
+        <w:t xml:space="preserve">FetalCLIP’s June 2026 publication reports pretraining on 210,035 fetal ultrasound images paired with text, followed by evaluation on classification, gestational-age estimation, congenital heart disease detection, and segmentation [23]. The authors provide code and downloadable weights for further research. The model demonstrates the potential to reuse features learned within fetal ultrasound across several tasks; its results do not establish performance in other pediatric imaging applications.</w:t>
+      </w:r>
+    </w:p>
+    <w:p>
+      <w:pPr>
+        <w:pStyle w:val="BodyText"/>
+      </w:pPr>
+      <w:r>
+        <w:t xml:space="preserve">Such models still account for a small share of publications. Eight records in 2025 and eight in 2026 year to date carry a foundation/vision-language label (1.2% in each period). Report-generation/LLM records increase from five (0.7%) to 12 (1.7%). These numbers are too small, and the categories and retrieval too imprecise, to support firm claims about growth (Fig. 6). Detection, measurement, prediction, and segmentation remain much more common.</w:t>
+      </w:r>
+    </w:p>
+    <w:bookmarkEnd w:id="25"/>
+    <w:bookmarkStart w:id="26" w:name="X5865fff3ba538d8a1e805a7986dd05a2f6ff1b2"/>
     <w:p>
       <w:pPr>
         <w:pStyle w:val="Heading3"/>
       </w:pPr>
       <w:r>
-        <w:t xml:space="preserve">Reconstruction brings AI into acquisition decisions</w:t>
+        <w:t xml:space="preserve">Shorter acquisitions and improved reconstruction</w:t>
       </w:r>
     </w:p>
     <w:p>
@@ -694,7 +712,7 @@
         <w:pStyle w:val="FirstParagraph"/>
       </w:pPr>
       <w:r>
-        <w:t xml:space="preserve">Recent reconstruction studies address the experience of undergoing an examination. Yoo and colleagues studied accelerated pediatric brain MRI in 46 patients and reported shorter 3D T1 acquisitions with improved image-quality measures [24]. A 2026 study of motion-robust single-shot T2 imaging further examines reconstruction in awake and sedated children [25]. Sequence-level image improvement should be distinguished from a demonstrated reduction in sedation or total examination time.</w:t>
+        <w:t xml:space="preserve">Reconstruction studies offer another route to clinical benefit: shorter acquisitions with adequate image quality. Yoo and colleagues studied accelerated pediatric brain MRI in 46 patients and reported shorter 3D T1 acquisitions with improved image-quality measures [24]. A 2026 study evaluated reconstruction of motion-robust single-shot T2 images in awake and sedated children [25]. Improved images or shorter individual sequences, however, do not by themselves establish a reduction in sedation or total examination time.</w:t>
       </w:r>
     </w:p>
     <w:p>
@@ -710,17 +728,17 @@
         <w:pStyle w:val="BodyText"/>
       </w:pPr>
       <w:r>
-        <w:t xml:space="preserve">Together these examples suggest that AI may influence pediatric imaging through acquisition and reconstruction as well as interpretation. Their value should be assessed with task-specific diagnostic endpoints and examination-level outcomes.</w:t>
-      </w:r>
-    </w:p>
-    <w:bookmarkEnd w:id="25"/>
-    <w:bookmarkStart w:id="26" w:name="X1c9f724c1fa7e534970d599ab8e234d47ca0b57"/>
+        <w:t xml:space="preserve">For reconstruction methods, evaluation needs to extend beyond image-quality scores to the diagnostic task and the child’s examination as a whole.</w:t>
+      </w:r>
+    </w:p>
+    <w:bookmarkEnd w:id="26"/>
+    <w:bookmarkStart w:id="27" w:name="testing-established-tools-in-practice"/>
     <w:p>
       <w:pPr>
         <w:pStyle w:val="Heading3"/>
       </w:pPr>
       <w:r>
-        <w:t xml:space="preserve">Mature applications face more demanding clinical questions</w:t>
+        <w:t xml:space="preserve">Testing established tools in practice</w:t>
       </w:r>
     </w:p>
     <w:p>
@@ -736,20 +754,20 @@
         <w:pStyle w:val="BodyText"/>
       </w:pPr>
       <w:r>
-        <w:t xml:space="preserve">Bone age illustrates another form of progress: testing difficult populations. The 2026 Deeplasia study evaluated rare endocrine, syndromic, and storage disorders against multiple experts, extending the evidence beyond routine skeletal development [21]. Adult-to-child transfer is also being tested directly, as in the TotalSegmentator study published in a 2025 journal issue after online release in 2024 [13].</w:t>
-      </w:r>
-    </w:p>
-    <w:p>
-      <w:pPr>
-        <w:pStyle w:val="BodyText"/>
-      </w:pPr>
-      <w:r>
-        <w:t xml:space="preserve">These developments sharpen the question from whether a model produces a plausible output to whether it helps with the specific children and decisions encountered in practice. Table 4 places these examples in the broader landscape without treating them as a representative sample or a ranking of the “best” papers.</w:t>
-      </w:r>
-    </w:p>
-    <w:bookmarkEnd w:id="26"/>
+        <w:t xml:space="preserve">Recent bone-age work tests performance in less typical patients. The 2026 Deeplasia study compared the model with multiple experts in children with rare endocrine, syndromic, and storage disorders [21]. Adult-to-child transfer has also been tested directly, including in the TotalSegmentator study published in a 2025 journal issue after its online release in 2024 [13].</w:t>
+      </w:r>
+    </w:p>
+    <w:p>
+      <w:pPr>
+        <w:pStyle w:val="BodyText"/>
+      </w:pPr>
+      <w:r>
+        <w:t xml:space="preserve">These studies address questions that benchmark accuracy alone cannot answer: how a model performs in unusual cases, how readers respond to its output, and whether that response helps patients. Table 4 summarizes the selected examples; it is not a ranking or a representative sample of all recent papers.</w:t>
+      </w:r>
+    </w:p>
     <w:bookmarkEnd w:id="27"/>
-    <w:bookmarkStart w:id="28" w:name="X1ed4cac60db64d706cc01db5ce358ccdcb885aa"/>
+    <w:bookmarkEnd w:id="28"/>
+    <w:bookmarkStart w:id="29" w:name="X1ed4cac60db64d706cc01db5ce358ccdcb885aa"/>
     <w:p>
       <w:pPr>
         <w:pStyle w:val="Heading2"/>
@@ -763,51 +781,51 @@
         <w:pStyle w:val="FirstParagraph"/>
       </w:pPr>
       <w:r>
-        <w:t xml:space="preserve">The evidence suggests several priorities rather than one universal next model (Table 5). Areas with established benchmarks need evaluation that changes the patient mix, institution, acquisition conditions, or clinical endpoint. Areas with fewer resources may benefit more from a carefully designed shared dataset than another architecture comparison.</w:t>
-      </w:r>
-    </w:p>
-    <w:p>
-      <w:pPr>
-        <w:pStyle w:val="BodyText"/>
-      </w:pPr>
-      <w:r>
-        <w:t xml:space="preserve">Abdominal ultrasound, urinary disease, chronic lung/airway assessment, fluoroscopy, and non-neurologic neonatal imaging are reasonable candidates for further mapping and resource development. In the selected topic rules, acute abdomen has 44 matches, renal/urinary disease 70, chronic lung/airway disease 39, and inflammatory bowel disease five. These are comparatively small research signals. They do not establish that no additional work exists, nor do they quantify research effort relative to disease burden.</w:t>
-      </w:r>
-    </w:p>
-    <w:p>
-      <w:pPr>
-        <w:pStyle w:val="BodyText"/>
-      </w:pPr>
-      <w:r>
-        <w:t xml:space="preserve">For AI researchers, a particularly useful direction is to pair reusable representations with explicitly pediatric evaluation. Adult pretraining, self-supervision, and multimodal learning can reduce the amount of task-specific annotation required, but their value should be demonstrated against strong conventional baselines. Longitudinal imaging creates opportunities to assess growth and treatment response, provided repeated observations from the same child do not cross evaluation boundaries.</w:t>
-      </w:r>
-    </w:p>
-    <w:p>
-      <w:pPr>
-        <w:pStyle w:val="BodyText"/>
-      </w:pPr>
-      <w:r>
-        <w:t xml:space="preserve">For pediatric radiologists, the immediate landscape is application-specific. Bone-age assessment, fracture assistance, reconstruction, and selected ultrasound functions have identifiable clinical evaluation pathways. Image–text and foundation models merit attention as emerging research tools. Adoption decisions require evidence for the intended age range, anatomy, workflow, and endpoint; publication volume and a public repository cannot answer those questions alone.</w:t>
-      </w:r>
-    </w:p>
-    <w:p>
-      <w:pPr>
-        <w:pStyle w:val="BodyText"/>
-      </w:pPr>
-      <w:r>
-        <w:t xml:space="preserve">Prospective evaluation is one part of this agenda. The stored schema assigns 654 records (18.7%) to external/multicenter validation, 217 (6.2%) to reader studies, and 115 (3.3%) to prospective evaluation. Because validation is stored as one category per record, these are reporting labels rather than independent, exhaustive measures of each design feature. They nevertheless explain why more publications should not automatically be interpreted as more evidence of clinical benefit.</w:t>
-      </w:r>
-    </w:p>
-    <w:p>
-      <w:pPr>
-        <w:pStyle w:val="BodyText"/>
-      </w:pPr>
-      <w:r>
-        <w:t xml:space="preserve">Our inference is that near-term progress will combine pediatric adaptation, more reusable domain models, and closer integration with acquisition and longitudinal care. Broader autonomous interpretation remains an uncertain direction. A useful landscape review should track whether research expands into new clinical settings and populations, as well as whether familiar benchmark scores improve.</w:t>
-      </w:r>
-    </w:p>
-    <w:bookmarkEnd w:id="28"/>
-    <w:bookmarkStart w:id="29" w:name="limitations"/>
+        <w:t xml:space="preserve">Research priorities differ between established and less-studied applications (Table 5). For tasks with widely used benchmarks, the next study should test a different patient mix, institution, acquisition setting, or clinical outcome. Where data are scarce, a well-designed shared dataset may be more useful than another comparison of architectures.</w:t>
+      </w:r>
+    </w:p>
+    <w:p>
+      <w:pPr>
+        <w:pStyle w:val="BodyText"/>
+      </w:pPr>
+      <w:r>
+        <w:t xml:space="preserve">Abdominal ultrasound, urinary disease, chronic lung/airway assessment, fluoroscopy, and non-neurologic neonatal imaging warrant further study and dataset development. The topic search found 44 acute-abdomen records, 70 renal/urinary records, 39 chronic lung/airway records, and five inflammatory bowel disease records. These relatively small counts suggest areas to examine more closely, but may miss studies using different terminology and have not been adjusted for disease burden.</w:t>
+      </w:r>
+    </w:p>
+    <w:p>
+      <w:pPr>
+        <w:pStyle w:val="BodyText"/>
+      </w:pPr>
+      <w:r>
+        <w:t xml:space="preserve">Researchers adapting pretrained models should compare them with strong conventional baselines on pediatric data. Adult pretraining, self-supervision, and multimodal learning may reduce annotation requirements, but the benefit needs to be measured for the task in question. Longitudinal studies could address growth and treatment response, with care to keep repeated observations from the same child from crossing training and test boundaries.</w:t>
+      </w:r>
+    </w:p>
+    <w:p>
+      <w:pPr>
+        <w:pStyle w:val="BodyText"/>
+      </w:pPr>
+      <w:r>
+        <w:t xml:space="preserve">Pediatric radiologists will encounter different levels of evidence for different applications. Bone-age assessment, fracture assistance, reconstruction, and selected ultrasound tasks have been evaluated clinically, while image–text and foundation models remain emerging research tools. Decisions about use should depend on evidence for the intended age range, anatomy, workflow, and outcome.</w:t>
+      </w:r>
+    </w:p>
+    <w:p>
+      <w:pPr>
+        <w:pStyle w:val="BodyText"/>
+      </w:pPr>
+      <w:r>
+        <w:t xml:space="preserve">The database assigns 654 records (18.7%) to external/multicenter validation, 217 (6.2%) to reader studies, and 115 (3.3%) to prospective evaluation. Only one validation category is stored per record, so these counts cannot capture every design feature of a study. Even with that limitation, the relatively small numbers of reader and prospective evaluations show how much remains to be learned about clinical use.</w:t>
+      </w:r>
+    </w:p>
+    <w:p>
+      <w:pPr>
+        <w:pStyle w:val="BodyText"/>
+      </w:pPr>
+      <w:r>
+        <w:t xml:space="preserve">Based on these findings, we expect near-term work to emphasize adapting models to children, reusing models across related tasks, and applying AI to acquisition and longitudinal assessment. The prospects for broader autonomous interpretation are less clear. Progress will need to be judged by performance in new populations and clinical settings as well as by improvements on existing benchmarks.</w:t>
+      </w:r>
+    </w:p>
+    <w:bookmarkEnd w:id="29"/>
+    <w:bookmarkStart w:id="30" w:name="limitations"/>
     <w:p>
       <w:pPr>
         <w:pStyle w:val="Heading2"/>
@@ -821,7 +839,7 @@
         <w:pStyle w:val="FirstParagraph"/>
       </w:pPr>
       <w:r>
-        <w:t xml:space="preserve">The principal limitations arise from the breadth and construction of the evidence map. Automated abstract-based screening and extraction have not undergone completed independent human validation. The cohort includes unresolved publication versions and duplicate entries. Collapsing identical normalized titles changes MRI from 45.5% to 45.0%, ultrasound from 23.7% to 23.8%, and radiography from 19.3% to 19.5%, supporting the broad modality pattern without resolving all duplication.</w:t>
+        <w:t xml:space="preserve">Screening and extraction relied on abstracts and have not undergone completed independent human validation. Duplicate database entries and publication versions also remain in the cohort. Retaining one record per normalized title changes the MRI share from 45.5% to 45.0%, ultrasound from 23.7% to 23.8%, and radiography from 19.3% to 19.5%. The modality ranking is therefore stable under this sensitivity analysis, although it does not resolve all duplication.</w:t>
       </w:r>
     </w:p>
     <w:p>
@@ -837,11 +855,11 @@
         <w:pStyle w:val="BodyText"/>
       </w:pPr>
       <w:r>
-        <w:t xml:space="preserve">No formal study-level risk-of-bias assessment or pooled performance analysis was performed. Selected examples are illustrative and cannot support comparative effectiveness rankings. Software releases, access conditions, and model versions change; resource descriptions are a dated snapshot. These limitations favor interpretation of broad concentrations and research directions over fine differences in percentages.</w:t>
-      </w:r>
-    </w:p>
-    <w:bookmarkEnd w:id="29"/>
-    <w:bookmarkStart w:id="30" w:name="conclusion"/>
+        <w:t xml:space="preserve">We did not perform a formal study-level risk-of-bias assessment or pool performance estimates. The examples illustrate research developments and cannot establish comparative effectiveness. Dataset access, software releases, and model versions may also change after this review. The findings are most useful for identifying broad patterns; small differences in percentages should be interpreted cautiously.</w:t>
+      </w:r>
+    </w:p>
+    <w:bookmarkEnd w:id="30"/>
+    <w:bookmarkStart w:id="31" w:name="conclusion"/>
     <w:p>
       <w:pPr>
         <w:pStyle w:val="Heading2"/>
@@ -855,19 +873,19 @@
         <w:pStyle w:val="FirstParagraph"/>
       </w:pPr>
       <w:r>
-        <w:t xml:space="preserve">Pediatric radiology AI has become a substantial, unevenly distributed field. MRI leads a broad imaging cohort, fetal ultrasound is a major concentration, and radiographic benchmarks support recurring work on skeletal development, chest findings, and trauma. Age–modality combinations reveal gaps that total pediatric counts obscure.</w:t>
-      </w:r>
-    </w:p>
-    <w:p>
-      <w:pPr>
-        <w:pStyle w:val="BodyText"/>
-      </w:pPr>
-      <w:r>
-        <w:t xml:space="preserve">The 2025–2026 literature adds reusable pediatric image–text representations, reconstruction applications, and more clinically demanding evaluations of established tools. For clinicians, the useful takeaway is a map of application-specific progress. For researchers, the opportunity is to extend resources and evaluation into populations, workflows, and outcomes that existing benchmarks do not cover.</w:t>
-      </w:r>
-    </w:p>
-    <w:bookmarkEnd w:id="30"/>
-    <w:bookmarkStart w:id="38" w:name="tables"/>
+        <w:t xml:space="preserve">Pediatric radiology AI research is growing, with much of the work concentrated in MRI, fetal ultrasound, and radiographic assessment of skeletal development, chest findings, and trauma. The distribution also varies by age: a substantial literature in one group, such as fetal ultrasound, does not imply comparable evidence in another.</w:t>
+      </w:r>
+    </w:p>
+    <w:p>
+      <w:pPr>
+        <w:pStyle w:val="BodyText"/>
+      </w:pPr>
+      <w:r>
+        <w:t xml:space="preserve">Studies from 2025–2026 introduce pediatric image–text models that can support several tasks and extend work on reconstruction and clinical evaluation. For pediatric radiologists, the practical question is what a tool can contribute to a particular examination or decision. For researchers, priorities include building datasets for less-studied applications and testing whether models help across ages, institutions, and clinical settings. The accompanying literature database will remain programmatically updated to help both groups follow the field beyond this review.</w:t>
+      </w:r>
+    </w:p>
+    <w:bookmarkEnd w:id="31"/>
+    <w:bookmarkStart w:id="39" w:name="tables"/>
     <w:p>
       <w:pPr>
         <w:pStyle w:val="Heading2"/>
@@ -2008,7 +2026,7 @@
               <w:pStyle w:val="Compact"/>
               <w:jc w:val="left"/>
             </w:pPr>
-            <w:hyperlink r:id="rId31">
+            <w:hyperlink r:id="rId32">
               <w:r>
                 <w:rPr>
                   <w:rStyle w:val="Hyperlink"/>
@@ -2057,7 +2075,7 @@
               <w:pStyle w:val="Compact"/>
               <w:jc w:val="left"/>
             </w:pPr>
-            <w:hyperlink r:id="rId32">
+            <w:hyperlink r:id="rId33">
               <w:r>
                 <w:rPr>
                   <w:rStyle w:val="Hyperlink"/>
@@ -2106,7 +2124,7 @@
               <w:pStyle w:val="Compact"/>
               <w:jc w:val="left"/>
             </w:pPr>
-            <w:hyperlink r:id="rId33">
+            <w:hyperlink r:id="rId34">
               <w:r>
                 <w:rPr>
                   <w:rStyle w:val="Hyperlink"/>
@@ -2155,7 +2173,7 @@
               <w:pStyle w:val="Compact"/>
               <w:jc w:val="left"/>
             </w:pPr>
-            <w:hyperlink r:id="rId34">
+            <w:hyperlink r:id="rId35">
               <w:r>
                 <w:rPr>
                   <w:rStyle w:val="Hyperlink"/>
@@ -2204,7 +2222,7 @@
               <w:pStyle w:val="Compact"/>
               <w:jc w:val="left"/>
             </w:pPr>
-            <w:hyperlink r:id="rId35">
+            <w:hyperlink r:id="rId36">
               <w:r>
                 <w:rPr>
                   <w:rStyle w:val="Hyperlink"/>
@@ -2253,7 +2271,7 @@
               <w:pStyle w:val="Compact"/>
               <w:jc w:val="left"/>
             </w:pPr>
-            <w:hyperlink r:id="rId36">
+            <w:hyperlink r:id="rId37">
               <w:r>
                 <w:rPr>
                   <w:rStyle w:val="Hyperlink"/>
@@ -2302,7 +2320,7 @@
               <w:pStyle w:val="Compact"/>
               <w:jc w:val="left"/>
             </w:pPr>
-            <w:hyperlink r:id="rId37">
+            <w:hyperlink r:id="rId38">
               <w:r>
                 <w:rPr>
                   <w:rStyle w:val="Hyperlink"/>
@@ -2413,19 +2431,19 @@
               <w:jc w:val="left"/>
             </w:pPr>
             <w:r>
-              <w:t xml:space="preserve">What it adds to the landscape</w:t>
-            </w:r>
-          </w:p>
-        </w:tc>
-        <w:tc>
-          <w:tcPr/>
-          <w:p>
-            <w:pPr>
-              <w:pStyle w:val="Compact"/>
-              <w:jc w:val="left"/>
-            </w:pPr>
-            <w:r>
-              <w:t xml:space="preserve">What remains unresolved</w:t>
+              <w:t xml:space="preserve">Contribution</w:t>
+            </w:r>
+          </w:p>
+        </w:tc>
+        <w:tc>
+          <w:tcPr/>
+          <w:p>
+            <w:pPr>
+              <w:pStyle w:val="Compact"/>
+              <w:jc w:val="left"/>
+            </w:pPr>
+            <w:r>
+              <w:t xml:space="preserve">Remaining questions</w:t>
             </w:r>
           </w:p>
         </w:tc>
@@ -2748,7 +2766,7 @@
           <w:b/>
           <w:bCs/>
         </w:rPr>
-        <w:t xml:space="preserve">Table 5. A research agenda grounded in the landscape</w:t>
+        <w:t xml:space="preserve">Table 5. Priorities for further research</w:t>
       </w:r>
     </w:p>
     <w:tbl>
@@ -2787,19 +2805,19 @@
               <w:jc w:val="left"/>
             </w:pPr>
             <w:r>
-              <w:t xml:space="preserve">What the map shows</w:t>
-            </w:r>
-          </w:p>
-        </w:tc>
-        <w:tc>
-          <w:tcPr/>
-          <w:p>
-            <w:pPr>
-              <w:pStyle w:val="Compact"/>
-              <w:jc w:val="left"/>
-            </w:pPr>
-            <w:r>
-              <w:t xml:space="preserve">Useful next research question</w:t>
+              <w:t xml:space="preserve">Current evidence</w:t>
+            </w:r>
+          </w:p>
+        </w:tc>
+        <w:tc>
+          <w:tcPr/>
+          <w:p>
+            <w:pPr>
+              <w:pStyle w:val="Compact"/>
+              <w:jc w:val="left"/>
+            </w:pPr>
+            <w:r>
+              <w:t xml:space="preserve">Research question</w:t>
             </w:r>
           </w:p>
         </w:tc>
@@ -3079,8 +3097,8 @@
         <w:t xml:space="preserve">Priorities are the authors’ interpretation of the evidence map. Research volume was not normalized to disease burden, examination volume, or funding.</w:t>
       </w:r>
     </w:p>
-    <w:bookmarkEnd w:id="38"/>
-    <w:bookmarkStart w:id="57" w:name="figure-legends"/>
+    <w:bookmarkEnd w:id="39"/>
+    <w:bookmarkStart w:id="58" w:name="figure-legends"/>
     <w:p>
       <w:pPr>
         <w:pStyle w:val="Heading2"/>
@@ -3128,18 +3146,18 @@
           <wp:inline>
             <wp:extent cx="5334000" cy="2489200"/>
             <wp:effectExtent b="0" l="0" r="0" t="0"/>
-            <wp:docPr descr="Figure 1. Included records by publication year" title="" id="40" name="Picture"/>
+            <wp:docPr descr="Figure 1. Included records by publication year" title="" id="41" name="Picture"/>
             <a:graphic>
               <a:graphicData uri="http://schemas.openxmlformats.org/drawingml/2006/picture">
                 <pic:pic>
                   <pic:nvPicPr>
-                    <pic:cNvPr descr="../figures/review_by_year.png" id="41" name="Picture"/>
+                    <pic:cNvPr descr="../figures/review_by_year.png" id="42" name="Picture"/>
                     <pic:cNvPicPr>
                       <a:picLocks noChangeArrowheads="1" noChangeAspect="1"/>
                     </pic:cNvPicPr>
                   </pic:nvPicPr>
                   <pic:blipFill>
-                    <a:blip r:embed="rId39"/>
+                    <a:blip r:embed="rId40"/>
                     <a:stretch>
                       <a:fillRect/>
                     </a:stretch>
@@ -3213,18 +3231,18 @@
           <wp:inline>
             <wp:extent cx="5334000" cy="2607733"/>
             <wp:effectExtent b="0" l="0" r="0" t="0"/>
-            <wp:docPr descr="Figure 2. Modality composition over time" title="" id="43" name="Picture"/>
+            <wp:docPr descr="Figure 2. Modality composition over time" title="" id="44" name="Picture"/>
             <a:graphic>
               <a:graphicData uri="http://schemas.openxmlformats.org/drawingml/2006/picture">
                 <pic:pic>
                   <pic:nvPicPr>
-                    <pic:cNvPr descr="../figures/review_modality_year.png" id="44" name="Picture"/>
+                    <pic:cNvPr descr="../figures/review_modality_year.png" id="45" name="Picture"/>
                     <pic:cNvPicPr>
                       <a:picLocks noChangeArrowheads="1" noChangeAspect="1"/>
                     </pic:cNvPicPr>
                   </pic:nvPicPr>
                   <pic:blipFill>
-                    <a:blip r:embed="rId42"/>
+                    <a:blip r:embed="rId43"/>
                     <a:stretch>
                       <a:fillRect/>
                     </a:stretch>
@@ -3298,18 +3316,18 @@
           <wp:inline>
             <wp:extent cx="5334000" cy="4020720"/>
             <wp:effectExtent b="0" l="0" r="0" t="0"/>
-            <wp:docPr descr="Figure 3. Clinical topic by modality" title="" id="46" name="Picture"/>
+            <wp:docPr descr="Figure 3. Clinical topic by modality" title="" id="47" name="Picture"/>
             <a:graphic>
               <a:graphicData uri="http://schemas.openxmlformats.org/drawingml/2006/picture">
                 <pic:pic>
                   <pic:nvPicPr>
-                    <pic:cNvPr descr="../figures/review_topic_modality.png" id="47" name="Picture"/>
+                    <pic:cNvPr descr="../figures/review_topic_modality.png" id="48" name="Picture"/>
                     <pic:cNvPicPr>
                       <a:picLocks noChangeArrowheads="1" noChangeAspect="1"/>
                     </pic:cNvPicPr>
                   </pic:nvPicPr>
                   <pic:blipFill>
-                    <a:blip r:embed="rId45"/>
+                    <a:blip r:embed="rId46"/>
                     <a:stretch>
                       <a:fillRect/>
                     </a:stretch>
@@ -3383,18 +3401,18 @@
           <wp:inline>
             <wp:extent cx="5334000" cy="2110621"/>
             <wp:effectExtent b="0" l="0" r="0" t="0"/>
-            <wp:docPr descr="Figure 4. Age group by modality" title="" id="49" name="Picture"/>
+            <wp:docPr descr="Figure 4. Age group by modality" title="" id="50" name="Picture"/>
             <a:graphic>
               <a:graphicData uri="http://schemas.openxmlformats.org/drawingml/2006/picture">
                 <pic:pic>
                   <pic:nvPicPr>
-                    <pic:cNvPr descr="../figures/review_age_modality.png" id="50" name="Picture"/>
+                    <pic:cNvPr descr="../figures/review_age_modality.png" id="51" name="Picture"/>
                     <pic:cNvPicPr>
                       <a:picLocks noChangeArrowheads="1" noChangeAspect="1"/>
                     </pic:cNvPicPr>
                   </pic:nvPicPr>
                   <pic:blipFill>
-                    <a:blip r:embed="rId48"/>
+                    <a:blip r:embed="rId49"/>
                     <a:stretch>
                       <a:fillRect/>
                     </a:stretch>
@@ -3468,18 +3486,18 @@
           <wp:inline>
             <wp:extent cx="5334000" cy="2607733"/>
             <wp:effectExtent b="0" l="0" r="0" t="0"/>
-            <wp:docPr descr="Figure 5. What the models produce" title="" id="52" name="Picture"/>
+            <wp:docPr descr="Figure 5. What the models produce" title="" id="53" name="Picture"/>
             <a:graphic>
               <a:graphicData uri="http://schemas.openxmlformats.org/drawingml/2006/picture">
                 <pic:pic>
                   <pic:nvPicPr>
-                    <pic:cNvPr descr="../figures/review_task_year.png" id="53" name="Picture"/>
+                    <pic:cNvPr descr="../figures/review_task_year.png" id="54" name="Picture"/>
                     <pic:cNvPicPr>
                       <a:picLocks noChangeArrowheads="1" noChangeAspect="1"/>
                     </pic:cNvPicPr>
                   </pic:nvPicPr>
                   <pic:blipFill>
-                    <a:blip r:embed="rId51"/>
+                    <a:blip r:embed="rId52"/>
                     <a:stretch>
                       <a:fillRect/>
                     </a:stretch>
@@ -3553,18 +3571,18 @@
           <wp:inline>
             <wp:extent cx="5334000" cy="2634376"/>
             <wp:effectExtent b="0" l="0" r="0" t="0"/>
-            <wp:docPr descr="Figure 6. Recent task composition" title="" id="55" name="Picture"/>
+            <wp:docPr descr="Figure 6. Recent task composition" title="" id="56" name="Picture"/>
             <a:graphic>
               <a:graphicData uri="http://schemas.openxmlformats.org/drawingml/2006/picture">
                 <pic:pic>
                   <pic:nvPicPr>
-                    <pic:cNvPr descr="../figures/review_recent_tasks.png" id="56" name="Picture"/>
+                    <pic:cNvPr descr="../figures/review_recent_tasks.png" id="57" name="Picture"/>
                     <pic:cNvPicPr>
                       <a:picLocks noChangeArrowheads="1" noChangeAspect="1"/>
                     </pic:cNvPicPr>
                   </pic:nvPicPr>
                   <pic:blipFill>
-                    <a:blip r:embed="rId54"/>
+                    <a:blip r:embed="rId55"/>
                     <a:stretch>
                       <a:fillRect/>
                     </a:stretch>
@@ -3599,8 +3617,8 @@
         <w:t xml:space="preserve">Figure 6. Recent task composition</w:t>
       </w:r>
     </w:p>
-    <w:bookmarkEnd w:id="57"/>
-    <w:bookmarkStart w:id="58" w:name="declarations"/>
+    <w:bookmarkEnd w:id="58"/>
+    <w:bookmarkStart w:id="59" w:name="declarations"/>
     <w:p>
       <w:pPr>
         <w:pStyle w:val="Heading2"/>
@@ -3624,7 +3642,7 @@
         <w:t xml:space="preserve"> </w:t>
       </w:r>
       <w:r>
-        <w:t xml:space="preserve">Queries, code, extracted records, figures, and reports will be available at [AUTHOR ACTION: repository URL] and archived at [AUTHOR ACTION: version-specific DOI]. The included-record table and screening store preserve the evidence snapshot. The landscape analysis exports its source fingerprint, explicit rules, record-level matches, and sensitivity analyses.</w:t>
+        <w:t xml:space="preserve">Queries, code, extracted records, figures, and reports will be available at [AUTHOR ACTION: repository URL] and archived at [AUTHOR ACTION: version-specific DOI]. The included-record table and screening decisions document the reviewed literature. The database will continue to receive programmatic updates, with the archived review snapshot retained separately for reproducibility. The analysis files contain the source-file fingerprint, classification rules, matches for each record, and sensitivity analyses.</w:t>
       </w:r>
     </w:p>
     <w:p>
@@ -3735,8 +3753,8 @@
         <w:t xml:space="preserve">None.</w:t>
       </w:r>
     </w:p>
-    <w:bookmarkEnd w:id="58"/>
-    <w:bookmarkStart w:id="86" w:name="references"/>
+    <w:bookmarkEnd w:id="59"/>
+    <w:bookmarkStart w:id="87" w:name="references"/>
     <w:p>
       <w:pPr>
         <w:pStyle w:val="Heading2"/>
@@ -3759,7 +3777,7 @@
       <w:r>
         <w:t xml:space="preserve"> </w:t>
       </w:r>
-      <w:hyperlink r:id="rId59">
+      <w:hyperlink r:id="rId60">
         <w:r>
           <w:rPr>
             <w:rStyle w:val="Hyperlink"/>
@@ -3785,7 +3803,7 @@
       <w:r>
         <w:t xml:space="preserve"> </w:t>
       </w:r>
-      <w:hyperlink r:id="rId60">
+      <w:hyperlink r:id="rId61">
         <w:r>
           <w:rPr>
             <w:rStyle w:val="Hyperlink"/>
@@ -3811,7 +3829,7 @@
       <w:r>
         <w:t xml:space="preserve"> </w:t>
       </w:r>
-      <w:hyperlink r:id="rId61">
+      <w:hyperlink r:id="rId62">
         <w:r>
           <w:rPr>
             <w:rStyle w:val="Hyperlink"/>
@@ -3837,7 +3855,7 @@
       <w:r>
         <w:t xml:space="preserve"> </w:t>
       </w:r>
-      <w:hyperlink r:id="rId62">
+      <w:hyperlink r:id="rId63">
         <w:r>
           <w:rPr>
             <w:rStyle w:val="Hyperlink"/>
@@ -3863,7 +3881,7 @@
       <w:r>
         <w:t xml:space="preserve"> </w:t>
       </w:r>
-      <w:hyperlink r:id="rId63">
+      <w:hyperlink r:id="rId64">
         <w:r>
           <w:rPr>
             <w:rStyle w:val="Hyperlink"/>
@@ -3889,7 +3907,7 @@
       <w:r>
         <w:t xml:space="preserve"> </w:t>
       </w:r>
-      <w:hyperlink r:id="rId64">
+      <w:hyperlink r:id="rId65">
         <w:r>
           <w:rPr>
             <w:rStyle w:val="Hyperlink"/>
@@ -3915,7 +3933,7 @@
       <w:r>
         <w:t xml:space="preserve"> </w:t>
       </w:r>
-      <w:hyperlink r:id="rId65">
+      <w:hyperlink r:id="rId66">
         <w:r>
           <w:rPr>
             <w:rStyle w:val="Hyperlink"/>
@@ -3941,7 +3959,7 @@
       <w:r>
         <w:t xml:space="preserve"> </w:t>
       </w:r>
-      <w:hyperlink r:id="rId66">
+      <w:hyperlink r:id="rId67">
         <w:r>
           <w:rPr>
             <w:rStyle w:val="Hyperlink"/>
@@ -3955,7 +3973,7 @@
       <w:r>
         <w:t xml:space="preserve"> </w:t>
       </w:r>
-      <w:hyperlink r:id="rId67">
+      <w:hyperlink r:id="rId68">
         <w:r>
           <w:rPr>
             <w:rStyle w:val="Hyperlink"/>
@@ -3981,7 +3999,7 @@
       <w:r>
         <w:t xml:space="preserve"> </w:t>
       </w:r>
-      <w:hyperlink r:id="rId68">
+      <w:hyperlink r:id="rId69">
         <w:r>
           <w:rPr>
             <w:rStyle w:val="Hyperlink"/>
@@ -4007,7 +4025,7 @@
       <w:r>
         <w:t xml:space="preserve"> </w:t>
       </w:r>
-      <w:hyperlink r:id="rId69">
+      <w:hyperlink r:id="rId70">
         <w:r>
           <w:rPr>
             <w:rStyle w:val="Hyperlink"/>
@@ -4033,7 +4051,7 @@
       <w:r>
         <w:t xml:space="preserve"> </w:t>
       </w:r>
-      <w:hyperlink r:id="rId70">
+      <w:hyperlink r:id="rId71">
         <w:r>
           <w:rPr>
             <w:rStyle w:val="Hyperlink"/>
@@ -4059,7 +4077,7 @@
       <w:r>
         <w:t xml:space="preserve"> </w:t>
       </w:r>
-      <w:hyperlink r:id="rId71">
+      <w:hyperlink r:id="rId72">
         <w:r>
           <w:rPr>
             <w:rStyle w:val="Hyperlink"/>
@@ -4085,7 +4103,7 @@
       <w:r>
         <w:t xml:space="preserve"> </w:t>
       </w:r>
-      <w:hyperlink r:id="rId72">
+      <w:hyperlink r:id="rId73">
         <w:r>
           <w:rPr>
             <w:rStyle w:val="Hyperlink"/>
@@ -4111,7 +4129,7 @@
       <w:r>
         <w:t xml:space="preserve"> </w:t>
       </w:r>
-      <w:hyperlink r:id="rId73">
+      <w:hyperlink r:id="rId74">
         <w:r>
           <w:rPr>
             <w:rStyle w:val="Hyperlink"/>
@@ -4137,7 +4155,7 @@
       <w:r>
         <w:t xml:space="preserve"> </w:t>
       </w:r>
-      <w:hyperlink r:id="rId74">
+      <w:hyperlink r:id="rId75">
         <w:r>
           <w:rPr>
             <w:rStyle w:val="Hyperlink"/>
@@ -4163,7 +4181,7 @@
       <w:r>
         <w:t xml:space="preserve"> </w:t>
       </w:r>
-      <w:hyperlink r:id="rId75">
+      <w:hyperlink r:id="rId76">
         <w:r>
           <w:rPr>
             <w:rStyle w:val="Hyperlink"/>
@@ -4189,7 +4207,7 @@
       <w:r>
         <w:t xml:space="preserve"> </w:t>
       </w:r>
-      <w:hyperlink r:id="rId31">
+      <w:hyperlink r:id="rId32">
         <w:r>
           <w:rPr>
             <w:rStyle w:val="Hyperlink"/>
@@ -4215,7 +4233,7 @@
       <w:r>
         <w:t xml:space="preserve"> </w:t>
       </w:r>
-      <w:hyperlink r:id="rId32">
+      <w:hyperlink r:id="rId33">
         <w:r>
           <w:rPr>
             <w:rStyle w:val="Hyperlink"/>
@@ -4241,7 +4259,7 @@
       <w:r>
         <w:t xml:space="preserve"> </w:t>
       </w:r>
-      <w:hyperlink r:id="rId76">
+      <w:hyperlink r:id="rId77">
         <w:r>
           <w:rPr>
             <w:rStyle w:val="Hyperlink"/>
@@ -4255,7 +4273,7 @@
       <w:r>
         <w:t xml:space="preserve"> </w:t>
       </w:r>
-      <w:hyperlink r:id="rId33">
+      <w:hyperlink r:id="rId34">
         <w:r>
           <w:rPr>
             <w:rStyle w:val="Hyperlink"/>
@@ -4281,7 +4299,7 @@
       <w:r>
         <w:t xml:space="preserve"> </w:t>
       </w:r>
-      <w:hyperlink r:id="rId77">
+      <w:hyperlink r:id="rId78">
         <w:r>
           <w:rPr>
             <w:rStyle w:val="Hyperlink"/>
@@ -4307,7 +4325,7 @@
       <w:r>
         <w:t xml:space="preserve"> </w:t>
       </w:r>
-      <w:hyperlink r:id="rId78">
+      <w:hyperlink r:id="rId79">
         <w:r>
           <w:rPr>
             <w:rStyle w:val="Hyperlink"/>
@@ -4321,7 +4339,7 @@
       <w:r>
         <w:t xml:space="preserve"> </w:t>
       </w:r>
-      <w:hyperlink r:id="rId35">
+      <w:hyperlink r:id="rId36">
         <w:r>
           <w:rPr>
             <w:rStyle w:val="Hyperlink"/>
@@ -4347,52 +4365,12 @@
       <w:r>
         <w:t xml:space="preserve"> </w:t>
       </w:r>
-      <w:hyperlink r:id="rId79">
+      <w:hyperlink r:id="rId80">
         <w:r>
           <w:rPr>
             <w:rStyle w:val="Hyperlink"/>
           </w:rPr>
           <w:t xml:space="preserve">doi:10.1038/s41467-025-64391-1</w:t>
-        </w:r>
-      </w:hyperlink>
-      <w:r>
-        <w:t xml:space="preserve">;</w:t>
-      </w:r>
-      <w:r>
-        <w:t xml:space="preserve"> </w:t>
-      </w:r>
-      <w:hyperlink r:id="rId36">
-        <w:r>
-          <w:rPr>
-            <w:rStyle w:val="Hyperlink"/>
-          </w:rPr>
-          <w:t xml:space="preserve">code and weights</w:t>
-        </w:r>
-      </w:hyperlink>
-      <w:r>
-        <w:t xml:space="preserve">.</w:t>
-      </w:r>
-    </w:p>
-    <w:p>
-      <w:pPr>
-        <w:pStyle w:val="Compact"/>
-        <w:numPr>
-          <w:ilvl w:val="0"/>
-          <w:numId w:val="1001"/>
-        </w:numPr>
-      </w:pPr>
-      <w:r>
-        <w:t xml:space="preserve">Maani F, Saeed N, Saleem TJ, et al. FetalCLIP: a visual-language foundation model for fetal ultrasound image analysis. npj Digital Medicine. 2026.</w:t>
-      </w:r>
-      <w:r>
-        <w:t xml:space="preserve"> </w:t>
-      </w:r>
-      <w:hyperlink r:id="rId80">
-        <w:r>
-          <w:rPr>
-            <w:rStyle w:val="Hyperlink"/>
-          </w:rPr>
-          <w:t xml:space="preserve">doi:10.1038/s41746-026-02907-9</w:t>
         </w:r>
       </w:hyperlink>
       <w:r>
@@ -4422,12 +4400,52 @@
         </w:numPr>
       </w:pPr>
       <w:r>
+        <w:t xml:space="preserve">Maani F, Saeed N, Saleem TJ, et al. FetalCLIP: a visual-language foundation model for fetal ultrasound image analysis. npj Digital Medicine. 2026.</w:t>
+      </w:r>
+      <w:r>
+        <w:t xml:space="preserve"> </w:t>
+      </w:r>
+      <w:hyperlink r:id="rId81">
+        <w:r>
+          <w:rPr>
+            <w:rStyle w:val="Hyperlink"/>
+          </w:rPr>
+          <w:t xml:space="preserve">doi:10.1038/s41746-026-02907-9</w:t>
+        </w:r>
+      </w:hyperlink>
+      <w:r>
+        <w:t xml:space="preserve">;</w:t>
+      </w:r>
+      <w:r>
+        <w:t xml:space="preserve"> </w:t>
+      </w:r>
+      <w:hyperlink r:id="rId38">
+        <w:r>
+          <w:rPr>
+            <w:rStyle w:val="Hyperlink"/>
+          </w:rPr>
+          <w:t xml:space="preserve">code and weights</w:t>
+        </w:r>
+      </w:hyperlink>
+      <w:r>
+        <w:t xml:space="preserve">.</w:t>
+      </w:r>
+    </w:p>
+    <w:p>
+      <w:pPr>
+        <w:pStyle w:val="Compact"/>
+        <w:numPr>
+          <w:ilvl w:val="0"/>
+          <w:numId w:val="1001"/>
+        </w:numPr>
+      </w:pPr>
+      <w:r>
         <w:t xml:space="preserve">Yoo H, Moon HE, Kim S, et al. Evaluation of Image Quality and Scan Time Efficiency in Accelerated 3D T1-Weighted Pediatric Brain MRI Using Deep Learning-Based Reconstruction. Korean Journal of Radiology. 2025;26:180–192.</w:t>
       </w:r>
       <w:r>
         <w:t xml:space="preserve"> </w:t>
       </w:r>
-      <w:hyperlink r:id="rId81">
+      <w:hyperlink r:id="rId82">
         <w:r>
           <w:rPr>
             <w:rStyle w:val="Hyperlink"/>
@@ -4453,7 +4471,7 @@
       <w:r>
         <w:t xml:space="preserve"> </w:t>
       </w:r>
-      <w:hyperlink r:id="rId82">
+      <w:hyperlink r:id="rId83">
         <w:r>
           <w:rPr>
             <w:rStyle w:val="Hyperlink"/>
@@ -4479,7 +4497,7 @@
       <w:r>
         <w:t xml:space="preserve"> </w:t>
       </w:r>
-      <w:hyperlink r:id="rId83">
+      <w:hyperlink r:id="rId84">
         <w:r>
           <w:rPr>
             <w:rStyle w:val="Hyperlink"/>
@@ -4505,7 +4523,7 @@
       <w:r>
         <w:t xml:space="preserve"> </w:t>
       </w:r>
-      <w:hyperlink r:id="rId84">
+      <w:hyperlink r:id="rId85">
         <w:r>
           <w:rPr>
             <w:rStyle w:val="Hyperlink"/>
@@ -4531,7 +4549,7 @@
       <w:r>
         <w:t xml:space="preserve"> </w:t>
       </w:r>
-      <w:hyperlink r:id="rId85">
+      <w:hyperlink r:id="rId86">
         <w:r>
           <w:rPr>
             <w:rStyle w:val="Hyperlink"/>
@@ -4543,8 +4561,8 @@
         <w:t xml:space="preserve">.</w:t>
       </w:r>
     </w:p>
-    <w:bookmarkEnd w:id="86"/>
     <w:bookmarkEnd w:id="87"/>
+    <w:bookmarkEnd w:id="88"/>
     <w:sectPr>
       <w:footnotePr>
         <w:numRestart w:val="eachSect"/>
